--- a/Program Plan.docx
+++ b/Program Plan.docx
@@ -1397,9 +1397,1152 @@
       <w:pPr>
         <w:rPr>
           <w:rFonts w:hint="cs"/>
-        </w:rPr>
-      </w:pPr>
-    </w:p>
+          <w:rtl/>
+        </w:rPr>
+      </w:pPr>
+    </w:p>
+    <w:p>
+      <w:pPr>
+        <w:rPr>
+          <w:b/>
+          <w:bCs/>
+        </w:rPr>
+      </w:pPr>
+      <w:r>
+        <w:rPr>
+          <w:b/>
+          <w:bCs/>
+          <w:rtl/>
+        </w:rPr>
+        <w:t>المحور الأول: إزالة الغموض وفهم طبيعة</w:t>
+      </w:r>
+      <w:r>
+        <w:rPr>
+          <w:b/>
+          <w:bCs/>
+        </w:rPr>
+        <w:t xml:space="preserve"> Edge AI (30 </w:t>
+      </w:r>
+      <w:r>
+        <w:rPr>
+          <w:b/>
+          <w:bCs/>
+          <w:rtl/>
+        </w:rPr>
+        <w:t>دقيقة</w:t>
+      </w:r>
+      <w:r>
+        <w:rPr>
+          <w:b/>
+          <w:bCs/>
+        </w:rPr>
+        <w:t>)</w:t>
+      </w:r>
+    </w:p>
+    <w:p>
+      <w:pPr>
+        <w:numPr>
+          <w:ilvl w:val="0"/>
+          <w:numId w:val="9"/>
+        </w:numPr>
+      </w:pPr>
+      <w:r>
+        <w:rPr>
+          <w:b/>
+          <w:bCs/>
+          <w:rtl/>
+        </w:rPr>
+        <w:t>الفرق الجوهري بين البرمجة الكلاسيكية وتعلّم الآلة</w:t>
+      </w:r>
+      <w:r>
+        <w:rPr>
+          <w:b/>
+          <w:bCs/>
+        </w:rPr>
+        <w:t>:</w:t>
+      </w:r>
+    </w:p>
+    <w:p>
+      <w:pPr>
+        <w:numPr>
+          <w:ilvl w:val="1"/>
+          <w:numId w:val="9"/>
+        </w:numPr>
+      </w:pPr>
+      <w:r>
+        <w:rPr>
+          <w:rtl/>
+        </w:rPr>
+        <w:t>البرمجة التقليدية: إدخال بيانات وقواعد يدوية</w:t>
+      </w:r>
+      <w:r>
+        <w:t xml:space="preserve"> (if/else) </w:t>
+      </w:r>
+      <w:r>
+        <w:rPr>
+          <w:rtl/>
+        </w:rPr>
+        <w:t>للحصول على نتيجة</w:t>
+      </w:r>
+      <w:r>
+        <w:t>.</w:t>
+      </w:r>
+    </w:p>
+    <w:p>
+      <w:pPr>
+        <w:numPr>
+          <w:ilvl w:val="1"/>
+          <w:numId w:val="9"/>
+        </w:numPr>
+      </w:pPr>
+      <w:r>
+        <w:rPr>
+          <w:rtl/>
+        </w:rPr>
+        <w:t>تعلّم الآلة: إدخال بيانات ونتائج سابقة لتوليد القواعد تلقائياً (النموذج)</w:t>
+      </w:r>
+      <w:r>
+        <w:t>.</w:t>
+      </w:r>
+    </w:p>
+    <w:p>
+      <w:pPr>
+        <w:numPr>
+          <w:ilvl w:val="0"/>
+          <w:numId w:val="9"/>
+        </w:numPr>
+      </w:pPr>
+      <w:r>
+        <w:rPr>
+          <w:b/>
+          <w:bCs/>
+          <w:rtl/>
+        </w:rPr>
+        <w:t>دور الاستدلال</w:t>
+      </w:r>
+      <w:r>
+        <w:rPr>
+          <w:b/>
+          <w:bCs/>
+        </w:rPr>
+        <w:t xml:space="preserve"> (Inference) </w:t>
+      </w:r>
+      <w:r>
+        <w:rPr>
+          <w:b/>
+          <w:bCs/>
+          <w:rtl/>
+        </w:rPr>
+        <w:t>على الحافة</w:t>
+      </w:r>
+      <w:r>
+        <w:rPr>
+          <w:b/>
+          <w:bCs/>
+        </w:rPr>
+        <w:t>:</w:t>
+      </w:r>
+    </w:p>
+    <w:p>
+      <w:pPr>
+        <w:numPr>
+          <w:ilvl w:val="1"/>
+          <w:numId w:val="9"/>
+        </w:numPr>
+      </w:pPr>
+      <w:r>
+        <w:rPr>
+          <w:rtl/>
+        </w:rPr>
+        <w:t>الفرق بين التدريب</w:t>
+      </w:r>
+      <w:r>
+        <w:t xml:space="preserve"> (Training) </w:t>
+      </w:r>
+      <w:r>
+        <w:rPr>
+          <w:rtl/>
+        </w:rPr>
+        <w:t>على السحابة/الحاسوب والاستدلال</w:t>
+      </w:r>
+      <w:r>
+        <w:t xml:space="preserve"> (Inference) </w:t>
+      </w:r>
+      <w:r>
+        <w:rPr>
+          <w:rtl/>
+        </w:rPr>
+        <w:t>على المتحكم</w:t>
+      </w:r>
+      <w:r>
+        <w:t>.</w:t>
+      </w:r>
+    </w:p>
+    <w:p>
+      <w:pPr>
+        <w:numPr>
+          <w:ilvl w:val="1"/>
+          <w:numId w:val="9"/>
+        </w:numPr>
+      </w:pPr>
+      <w:r>
+        <w:rPr>
+          <w:rtl/>
+        </w:rPr>
+        <w:t>لماذا نشغّل النماذج محلياً؟ (انعدام التأخير، الخصوصية، العمل دون إنترنت، توفير الطاقة)</w:t>
+      </w:r>
+      <w:r>
+        <w:t>.</w:t>
+      </w:r>
+    </w:p>
+    <w:p>
+      <w:pPr>
+        <w:numPr>
+          <w:ilvl w:val="0"/>
+          <w:numId w:val="9"/>
+        </w:numPr>
+      </w:pPr>
+      <w:r>
+        <w:rPr>
+          <w:b/>
+          <w:bCs/>
+          <w:rtl/>
+        </w:rPr>
+        <w:t>الشبكة العصبية في أبسط صورها</w:t>
+      </w:r>
+      <w:r>
+        <w:rPr>
+          <w:b/>
+          <w:bCs/>
+        </w:rPr>
+        <w:t>:</w:t>
+      </w:r>
+    </w:p>
+    <w:p>
+      <w:pPr>
+        <w:numPr>
+          <w:ilvl w:val="1"/>
+          <w:numId w:val="9"/>
+        </w:numPr>
+      </w:pPr>
+      <w:r>
+        <w:rPr>
+          <w:rtl/>
+        </w:rPr>
+        <w:t>مفهوم المدخلات، الأوزان، ودوال التفعيل كعمليات ضرب وجمع مصفوفات بسيطة</w:t>
+      </w:r>
+      <w:r>
+        <w:t>.</w:t>
+      </w:r>
+    </w:p>
+    <w:p>
+      <w:pPr>
+        <w:rPr>
+          <w:b/>
+          <w:bCs/>
+        </w:rPr>
+      </w:pPr>
+      <w:r>
+        <w:rPr>
+          <w:b/>
+          <w:bCs/>
+          <w:rtl/>
+        </w:rPr>
+        <w:t>المحور الثاني: دورة حياة نموذج الـ</w:t>
+      </w:r>
+      <w:r>
+        <w:rPr>
+          <w:b/>
+          <w:bCs/>
+        </w:rPr>
+        <w:t xml:space="preserve"> </w:t>
+      </w:r>
+      <w:proofErr w:type="spellStart"/>
+      <w:r>
+        <w:rPr>
+          <w:b/>
+          <w:bCs/>
+        </w:rPr>
+        <w:t>TinyML</w:t>
+      </w:r>
+      <w:proofErr w:type="spellEnd"/>
+      <w:r>
+        <w:rPr>
+          <w:b/>
+          <w:bCs/>
+        </w:rPr>
+        <w:t xml:space="preserve"> </w:t>
+      </w:r>
+      <w:r>
+        <w:rPr>
+          <w:b/>
+          <w:bCs/>
+          <w:rtl/>
+        </w:rPr>
+        <w:t>السريعة (30 دقيقة)</w:t>
+      </w:r>
+    </w:p>
+    <w:p>
+      <w:pPr>
+        <w:numPr>
+          <w:ilvl w:val="0"/>
+          <w:numId w:val="10"/>
+        </w:numPr>
+      </w:pPr>
+      <w:r>
+        <w:rPr>
+          <w:b/>
+          <w:bCs/>
+          <w:rtl/>
+        </w:rPr>
+        <w:t>المسار السريع من الفكرة للمتحكم</w:t>
+      </w:r>
+      <w:r>
+        <w:rPr>
+          <w:b/>
+          <w:bCs/>
+        </w:rPr>
+        <w:t xml:space="preserve"> (The 5-Step Pipeline):</w:t>
+      </w:r>
+    </w:p>
+    <w:p>
+      <w:pPr>
+        <w:numPr>
+          <w:ilvl w:val="1"/>
+          <w:numId w:val="10"/>
+        </w:numPr>
+      </w:pPr>
+      <w:r>
+        <w:rPr>
+          <w:rtl/>
+        </w:rPr>
+        <w:t>صياغة الهدف</w:t>
+      </w:r>
+      <w:r>
+        <w:t xml:space="preserve"> (</w:t>
+      </w:r>
+      <w:r>
+        <w:rPr>
+          <w:rtl/>
+        </w:rPr>
+        <w:t>تصنيف أم انحدار؟</w:t>
+      </w:r>
+      <w:r>
+        <w:t>).</w:t>
+      </w:r>
+    </w:p>
+    <w:p>
+      <w:pPr>
+        <w:numPr>
+          <w:ilvl w:val="1"/>
+          <w:numId w:val="10"/>
+        </w:numPr>
+      </w:pPr>
+      <w:r>
+        <w:rPr>
+          <w:rtl/>
+        </w:rPr>
+        <w:t>تجهيز البيانات</w:t>
+      </w:r>
+      <w:r>
+        <w:t xml:space="preserve"> (</w:t>
+      </w:r>
+      <w:r>
+        <w:rPr>
+          <w:rtl/>
+        </w:rPr>
+        <w:t>التقطيع الزمني والتطبيع</w:t>
+      </w:r>
+      <w:r>
+        <w:t xml:space="preserve"> Normalization </w:t>
+      </w:r>
+      <w:r>
+        <w:rPr>
+          <w:rtl/>
+        </w:rPr>
+        <w:t>في أبسط صورة</w:t>
+      </w:r>
+      <w:r>
+        <w:t>).</w:t>
+      </w:r>
+    </w:p>
+    <w:p>
+      <w:pPr>
+        <w:numPr>
+          <w:ilvl w:val="1"/>
+          <w:numId w:val="10"/>
+        </w:numPr>
+      </w:pPr>
+      <w:r>
+        <w:rPr>
+          <w:rtl/>
+        </w:rPr>
+        <w:t>التدريب وضبط الأوزان</w:t>
+      </w:r>
+      <w:r>
+        <w:t>.</w:t>
+      </w:r>
+    </w:p>
+    <w:p>
+      <w:pPr>
+        <w:numPr>
+          <w:ilvl w:val="1"/>
+          <w:numId w:val="10"/>
+        </w:numPr>
+      </w:pPr>
+      <w:r>
+        <w:rPr>
+          <w:rtl/>
+        </w:rPr>
+        <w:t>التحويل والتكميم</w:t>
+      </w:r>
+      <w:r>
+        <w:t xml:space="preserve"> (Quantization).</w:t>
+      </w:r>
+    </w:p>
+    <w:p>
+      <w:pPr>
+        <w:numPr>
+          <w:ilvl w:val="1"/>
+          <w:numId w:val="10"/>
+        </w:numPr>
+      </w:pPr>
+      <w:r>
+        <w:rPr>
+          <w:rtl/>
+        </w:rPr>
+        <w:t xml:space="preserve">التضمين في </w:t>
+      </w:r>
+      <w:proofErr w:type="spellStart"/>
+      <w:r>
+        <w:rPr>
+          <w:rtl/>
+        </w:rPr>
+        <w:t>الفيرموير</w:t>
+      </w:r>
+      <w:proofErr w:type="spellEnd"/>
+      <w:r>
+        <w:t>.</w:t>
+      </w:r>
+    </w:p>
+    <w:p>
+      <w:pPr>
+        <w:numPr>
+          <w:ilvl w:val="0"/>
+          <w:numId w:val="10"/>
+        </w:numPr>
+      </w:pPr>
+      <w:r>
+        <w:rPr>
+          <w:b/>
+          <w:bCs/>
+          <w:rtl/>
+        </w:rPr>
+        <w:t>التعامل مع مشكلات التدريب الشائعة باختصار</w:t>
+      </w:r>
+      <w:r>
+        <w:rPr>
+          <w:b/>
+          <w:bCs/>
+        </w:rPr>
+        <w:t>:</w:t>
+      </w:r>
+    </w:p>
+    <w:p>
+      <w:pPr>
+        <w:numPr>
+          <w:ilvl w:val="1"/>
+          <w:numId w:val="11"/>
+        </w:numPr>
+      </w:pPr>
+      <w:r>
+        <w:rPr>
+          <w:rtl/>
+        </w:rPr>
+        <w:t>الفرق السريع بين النموذج الذي لم يتعلم</w:t>
+      </w:r>
+      <w:r>
+        <w:t xml:space="preserve"> (Underfitting) </w:t>
+      </w:r>
+      <w:r>
+        <w:rPr>
+          <w:rtl/>
+        </w:rPr>
+        <w:t>والنموذج الذي حفظ البيانات دون فهم</w:t>
+      </w:r>
+      <w:r>
+        <w:t xml:space="preserve"> (Overfitting).</w:t>
+      </w:r>
+    </w:p>
+    <w:p>
+      <w:pPr>
+        <w:rPr>
+          <w:b/>
+          <w:bCs/>
+        </w:rPr>
+      </w:pPr>
+      <w:r>
+        <w:rPr>
+          <w:b/>
+          <w:bCs/>
+          <w:rtl/>
+        </w:rPr>
+        <w:t>المحور الثالث: الورشة التفاعلية السريعة على</w:t>
+      </w:r>
+      <w:r>
+        <w:rPr>
+          <w:b/>
+          <w:bCs/>
+        </w:rPr>
+        <w:t xml:space="preserve"> Google </w:t>
+      </w:r>
+      <w:proofErr w:type="spellStart"/>
+      <w:r>
+        <w:rPr>
+          <w:b/>
+          <w:bCs/>
+        </w:rPr>
+        <w:t>Colab</w:t>
+      </w:r>
+      <w:proofErr w:type="spellEnd"/>
+      <w:r>
+        <w:rPr>
+          <w:b/>
+          <w:bCs/>
+        </w:rPr>
+        <w:t xml:space="preserve"> (45 </w:t>
+      </w:r>
+      <w:r>
+        <w:rPr>
+          <w:b/>
+          <w:bCs/>
+          <w:rtl/>
+        </w:rPr>
+        <w:t>دقيقة</w:t>
+      </w:r>
+      <w:r>
+        <w:rPr>
+          <w:b/>
+          <w:bCs/>
+        </w:rPr>
+        <w:t>)</w:t>
+      </w:r>
+    </w:p>
+    <w:p>
+      <w:r>
+        <w:rPr>
+          <w:i/>
+          <w:iCs/>
+        </w:rPr>
+        <w:t>(</w:t>
+      </w:r>
+      <w:r>
+        <w:rPr>
+          <w:i/>
+          <w:iCs/>
+          <w:rtl/>
+        </w:rPr>
+        <w:t>تطبيق عملي خطوة بخطوة عبر نوت بوك مجهز مسبقاً، المتدرب يقرأ المفاهيم ويشغل الخلايا</w:t>
+      </w:r>
+      <w:r>
+        <w:rPr>
+          <w:i/>
+          <w:iCs/>
+        </w:rPr>
+        <w:t>)</w:t>
+      </w:r>
+    </w:p>
+    <w:p>
+      <w:pPr>
+        <w:numPr>
+          <w:ilvl w:val="0"/>
+          <w:numId w:val="12"/>
+        </w:numPr>
+      </w:pPr>
+      <w:r>
+        <w:rPr>
+          <w:b/>
+          <w:bCs/>
+          <w:rtl/>
+        </w:rPr>
+        <w:t>الهدف التطبيقي</w:t>
+      </w:r>
+      <w:r>
+        <w:rPr>
+          <w:b/>
+          <w:bCs/>
+        </w:rPr>
+        <w:t>:</w:t>
+      </w:r>
+      <w:r>
+        <w:t xml:space="preserve"> </w:t>
+      </w:r>
+      <w:r>
+        <w:rPr>
+          <w:rtl/>
+        </w:rPr>
+        <w:t>بناء</w:t>
+      </w:r>
+      <w:r>
+        <w:t xml:space="preserve"> "Hello World" </w:t>
+      </w:r>
+      <w:r>
+        <w:rPr>
+          <w:rtl/>
+        </w:rPr>
+        <w:t xml:space="preserve">للذكاء الاصطناعي الطرفي (محاكاة دالة </w:t>
+      </w:r>
+      <m:oMath>
+        <m:r>
+          <w:rPr>
+            <w:rFonts w:ascii="Cambria Math" w:hAnsi="Cambria Math"/>
+          </w:rPr>
+          <m:t>y=</m:t>
+        </m:r>
+        <m:func>
+          <m:funcPr>
+            <m:ctrlPr>
+              <w:rPr>
+                <w:rFonts w:ascii="Cambria Math" w:hAnsi="Cambria Math"/>
+              </w:rPr>
+            </m:ctrlPr>
+          </m:funcPr>
+          <m:fName>
+            <m:r>
+              <m:rPr>
+                <m:sty m:val="p"/>
+              </m:rPr>
+              <w:rPr>
+                <w:rFonts w:ascii="Cambria Math" w:hAnsi="Cambria Math"/>
+              </w:rPr>
+              <m:t>sin</m:t>
+            </m:r>
+          </m:fName>
+          <m:e>
+            <m:d>
+              <m:dPr>
+                <m:ctrlPr>
+                  <w:rPr>
+                    <w:rFonts w:ascii="Cambria Math" w:hAnsi="Cambria Math"/>
+                  </w:rPr>
+                </m:ctrlPr>
+              </m:dPr>
+              <m:e>
+                <m:r>
+                  <w:rPr>
+                    <w:rFonts w:ascii="Cambria Math" w:hAnsi="Cambria Math"/>
+                  </w:rPr>
+                  <m:t>x</m:t>
+                </m:r>
+              </m:e>
+            </m:d>
+          </m:e>
+        </m:func>
+      </m:oMath>
+      <w:r>
+        <w:t>).</w:t>
+      </w:r>
+    </w:p>
+    <w:p>
+      <w:pPr>
+        <w:numPr>
+          <w:ilvl w:val="0"/>
+          <w:numId w:val="12"/>
+        </w:numPr>
+      </w:pPr>
+      <w:r>
+        <w:rPr>
+          <w:b/>
+          <w:bCs/>
+          <w:rtl/>
+        </w:rPr>
+        <w:t>خطوات التطبيق</w:t>
+      </w:r>
+      <w:r>
+        <w:rPr>
+          <w:b/>
+          <w:bCs/>
+        </w:rPr>
+        <w:t>:</w:t>
+      </w:r>
+    </w:p>
+    <w:p>
+      <w:pPr>
+        <w:numPr>
+          <w:ilvl w:val="1"/>
+          <w:numId w:val="12"/>
+        </w:numPr>
+      </w:pPr>
+      <w:r>
+        <w:rPr>
+          <w:rtl/>
+        </w:rPr>
+        <w:t>تشغيل خلية توليد البيانات الجاهزة ورؤية المنحنى مع الضجيج</w:t>
+      </w:r>
+      <w:r>
+        <w:t>.</w:t>
+      </w:r>
+    </w:p>
+    <w:p>
+      <w:pPr>
+        <w:numPr>
+          <w:ilvl w:val="1"/>
+          <w:numId w:val="12"/>
+        </w:numPr>
+      </w:pPr>
+      <w:r>
+        <w:rPr>
+          <w:rtl/>
+        </w:rPr>
+        <w:t>تشغيل تدريب نموذج</w:t>
+      </w:r>
+      <w:r>
+        <w:t xml:space="preserve"> </w:t>
+      </w:r>
+      <w:proofErr w:type="spellStart"/>
+      <w:r>
+        <w:t>Keras</w:t>
+      </w:r>
+      <w:proofErr w:type="spellEnd"/>
+      <w:r>
+        <w:t xml:space="preserve"> </w:t>
+      </w:r>
+      <w:r>
+        <w:rPr>
+          <w:rtl/>
+        </w:rPr>
+        <w:t>سريع وملاحظة هبوط الـ</w:t>
+      </w:r>
+      <w:r>
+        <w:t xml:space="preserve"> Loss.</w:t>
+      </w:r>
+    </w:p>
+    <w:p>
+      <w:pPr>
+        <w:numPr>
+          <w:ilvl w:val="1"/>
+          <w:numId w:val="12"/>
+        </w:numPr>
+      </w:pPr>
+      <w:r>
+        <w:rPr>
+          <w:rtl/>
+        </w:rPr>
+        <w:t>التحقق البصري من مطابقة تنبؤات النموذج للمنحنى الحقيقي</w:t>
+      </w:r>
+      <w:r>
+        <w:t>.</w:t>
+      </w:r>
+    </w:p>
+    <w:p>
+      <w:pPr>
+        <w:rPr>
+          <w:b/>
+          <w:bCs/>
+        </w:rPr>
+      </w:pPr>
+      <w:r>
+        <w:rPr>
+          <w:b/>
+          <w:bCs/>
+          <w:rtl/>
+        </w:rPr>
+        <w:lastRenderedPageBreak/>
+        <w:t>المحور الرابع: خطوة التحويل السحرية</w:t>
+      </w:r>
+      <w:r>
+        <w:rPr>
+          <w:b/>
+          <w:bCs/>
+        </w:rPr>
+        <w:t xml:space="preserve"> (Conversion &amp; Quantization) (45 </w:t>
+      </w:r>
+      <w:r>
+        <w:rPr>
+          <w:b/>
+          <w:bCs/>
+          <w:rtl/>
+        </w:rPr>
+        <w:t>دقيقة</w:t>
+      </w:r>
+      <w:r>
+        <w:rPr>
+          <w:b/>
+          <w:bCs/>
+        </w:rPr>
+        <w:t>)</w:t>
+      </w:r>
+    </w:p>
+    <w:p>
+      <w:pPr>
+        <w:numPr>
+          <w:ilvl w:val="0"/>
+          <w:numId w:val="13"/>
+        </w:numPr>
+      </w:pPr>
+      <w:r>
+        <w:rPr>
+          <w:b/>
+          <w:bCs/>
+          <w:rtl/>
+        </w:rPr>
+        <w:t>أزمة الذاكرة ومفهوم التكميم</w:t>
+      </w:r>
+      <w:r>
+        <w:rPr>
+          <w:b/>
+          <w:bCs/>
+        </w:rPr>
+        <w:t xml:space="preserve"> (Quantization to INT8):</w:t>
+      </w:r>
+    </w:p>
+    <w:p>
+      <w:pPr>
+        <w:numPr>
+          <w:ilvl w:val="1"/>
+          <w:numId w:val="13"/>
+        </w:numPr>
+      </w:pPr>
+      <w:r>
+        <w:rPr>
+          <w:rtl/>
+        </w:rPr>
+        <w:t xml:space="preserve">لماذا لا يقبل </w:t>
+      </w:r>
+      <w:proofErr w:type="spellStart"/>
+      <w:r>
+        <w:rPr>
+          <w:rtl/>
+        </w:rPr>
+        <w:t>المايكروكنترولر</w:t>
+      </w:r>
+      <w:proofErr w:type="spellEnd"/>
+      <w:r>
+        <w:rPr>
+          <w:rtl/>
+        </w:rPr>
+        <w:t xml:space="preserve"> نموذج الـ 32</w:t>
+      </w:r>
+      <w:r>
+        <w:t>-bit Float</w:t>
+      </w:r>
+      <w:r>
+        <w:rPr>
+          <w:rtl/>
+        </w:rPr>
+        <w:t>؟</w:t>
+      </w:r>
+    </w:p>
+    <w:p>
+      <w:pPr>
+        <w:numPr>
+          <w:ilvl w:val="1"/>
+          <w:numId w:val="13"/>
+        </w:numPr>
+      </w:pPr>
+      <w:r>
+        <w:rPr>
+          <w:rtl/>
+        </w:rPr>
+        <w:t>كيف يوفر التحويل لـ 8</w:t>
+      </w:r>
+      <w:r>
+        <w:t xml:space="preserve">-bit </w:t>
+      </w:r>
+      <w:r>
+        <w:rPr>
+          <w:rtl/>
+        </w:rPr>
+        <w:t>مساحة الفلاش وسرعة المعالجة بدون فقدان ملحوظ للدقة</w:t>
+      </w:r>
+      <w:r>
+        <w:t>.</w:t>
+      </w:r>
+    </w:p>
+    <w:p>
+      <w:pPr>
+        <w:numPr>
+          <w:ilvl w:val="0"/>
+          <w:numId w:val="13"/>
+        </w:numPr>
+      </w:pPr>
+      <w:r>
+        <w:rPr>
+          <w:b/>
+          <w:bCs/>
+          <w:rtl/>
+        </w:rPr>
+        <w:t>صيغة</w:t>
+      </w:r>
+      <w:r>
+        <w:rPr>
+          <w:b/>
+          <w:bCs/>
+        </w:rPr>
+        <w:t xml:space="preserve"> </w:t>
+      </w:r>
+      <w:proofErr w:type="spellStart"/>
+      <w:r>
+        <w:rPr>
+          <w:b/>
+          <w:bCs/>
+        </w:rPr>
+        <w:t>FlatBuffer</w:t>
+      </w:r>
+      <w:proofErr w:type="spellEnd"/>
+      <w:r>
+        <w:rPr>
+          <w:b/>
+          <w:bCs/>
+        </w:rPr>
+        <w:t xml:space="preserve"> </w:t>
+      </w:r>
+      <w:proofErr w:type="gramStart"/>
+      <w:r>
+        <w:rPr>
+          <w:b/>
+          <w:bCs/>
+        </w:rPr>
+        <w:t>(.</w:t>
+      </w:r>
+      <w:proofErr w:type="spellStart"/>
+      <w:r>
+        <w:rPr>
+          <w:b/>
+          <w:bCs/>
+        </w:rPr>
+        <w:t>tflite</w:t>
+      </w:r>
+      <w:proofErr w:type="spellEnd"/>
+      <w:proofErr w:type="gramEnd"/>
+      <w:r>
+        <w:rPr>
+          <w:b/>
+          <w:bCs/>
+        </w:rPr>
+        <w:t>):</w:t>
+      </w:r>
+    </w:p>
+    <w:p>
+      <w:pPr>
+        <w:numPr>
+          <w:ilvl w:val="1"/>
+          <w:numId w:val="13"/>
+        </w:numPr>
+      </w:pPr>
+      <w:r>
+        <w:rPr>
+          <w:rtl/>
+        </w:rPr>
+        <w:t>لماذا تُستخدم بدلاً من صيغ الملفات التقليدية؟ (تحميل مباشر في الذاكرة دون فك ضغط)</w:t>
+      </w:r>
+      <w:r>
+        <w:t>.</w:t>
+      </w:r>
+    </w:p>
+    <w:p>
+      <w:pPr>
+        <w:numPr>
+          <w:ilvl w:val="0"/>
+          <w:numId w:val="13"/>
+        </w:numPr>
+      </w:pPr>
+      <w:r>
+        <w:rPr>
+          <w:b/>
+          <w:bCs/>
+          <w:rtl/>
+        </w:rPr>
+        <w:t>استخراج النموذج إلى كود</w:t>
+      </w:r>
+      <w:r>
+        <w:rPr>
+          <w:b/>
+          <w:bCs/>
+        </w:rPr>
+        <w:t xml:space="preserve"> C++ </w:t>
+      </w:r>
+      <w:r>
+        <w:rPr>
+          <w:b/>
+          <w:bCs/>
+          <w:rtl/>
+        </w:rPr>
+        <w:t xml:space="preserve">عبر أداة </w:t>
+      </w:r>
+      <w:proofErr w:type="spellStart"/>
+      <w:r>
+        <w:rPr>
+          <w:b/>
+          <w:bCs/>
+        </w:rPr>
+        <w:t>xxd</w:t>
+      </w:r>
+      <w:proofErr w:type="spellEnd"/>
+      <w:r>
+        <w:rPr>
+          <w:b/>
+          <w:bCs/>
+        </w:rPr>
+        <w:t>:</w:t>
+      </w:r>
+    </w:p>
+    <w:p>
+      <w:pPr>
+        <w:numPr>
+          <w:ilvl w:val="1"/>
+          <w:numId w:val="13"/>
+        </w:numPr>
+      </w:pPr>
+      <w:r>
+        <w:rPr>
+          <w:rtl/>
+        </w:rPr>
+        <w:t>تطبيق الأمر</w:t>
+      </w:r>
+      <w:r>
+        <w:t xml:space="preserve">: </w:t>
+      </w:r>
+      <w:proofErr w:type="spellStart"/>
+      <w:r>
+        <w:t>xxd</w:t>
+      </w:r>
+      <w:proofErr w:type="spellEnd"/>
+      <w:r>
+        <w:t xml:space="preserve"> -</w:t>
+      </w:r>
+      <w:proofErr w:type="spellStart"/>
+      <w:r>
+        <w:t>i</w:t>
+      </w:r>
+      <w:proofErr w:type="spellEnd"/>
+      <w:r>
+        <w:t xml:space="preserve"> </w:t>
+      </w:r>
+      <w:proofErr w:type="spellStart"/>
+      <w:proofErr w:type="gramStart"/>
+      <w:r>
+        <w:t>model.tflite</w:t>
+      </w:r>
+      <w:proofErr w:type="spellEnd"/>
+      <w:proofErr w:type="gramEnd"/>
+      <w:r>
+        <w:t xml:space="preserve"> &gt; </w:t>
+      </w:r>
+      <w:proofErr w:type="spellStart"/>
+      <w:r>
+        <w:t>model.h</w:t>
+      </w:r>
+      <w:proofErr w:type="spellEnd"/>
+      <w:r>
+        <w:t>.</w:t>
+      </w:r>
+    </w:p>
+    <w:p>
+      <w:pPr>
+        <w:numPr>
+          <w:ilvl w:val="1"/>
+          <w:numId w:val="13"/>
+        </w:numPr>
+      </w:pPr>
+      <w:r>
+        <w:rPr>
+          <w:rtl/>
+        </w:rPr>
+        <w:t xml:space="preserve">فتح ملف </w:t>
+      </w:r>
+      <w:proofErr w:type="spellStart"/>
+      <w:r>
+        <w:t>model.h</w:t>
+      </w:r>
+      <w:proofErr w:type="spellEnd"/>
+      <w:r>
+        <w:t xml:space="preserve"> </w:t>
+      </w:r>
+      <w:r>
+        <w:rPr>
+          <w:rtl/>
+        </w:rPr>
+        <w:t xml:space="preserve">وعرضه للمتدربين: رؤية كيف تحول الذكاء الاصطناعي إلى مجرد </w:t>
+      </w:r>
+      <w:r>
+        <w:rPr>
+          <w:b/>
+          <w:bCs/>
+          <w:rtl/>
+        </w:rPr>
+        <w:t>مصفوفة بايتات</w:t>
+      </w:r>
+      <w:r>
+        <w:rPr>
+          <w:b/>
+          <w:bCs/>
+        </w:rPr>
+        <w:t xml:space="preserve"> (const unsigned char)</w:t>
+      </w:r>
+      <w:r>
+        <w:t xml:space="preserve"> </w:t>
+      </w:r>
+      <w:r>
+        <w:rPr>
+          <w:rtl/>
+        </w:rPr>
+        <w:t>ورقم يمثل حجمها</w:t>
+      </w:r>
+      <w:r>
+        <w:t>.</w:t>
+      </w:r>
+    </w:p>
+    <w:p>
+      <w:pPr>
+        <w:numPr>
+          <w:ilvl w:val="1"/>
+          <w:numId w:val="13"/>
+        </w:numPr>
+      </w:pPr>
+      <w:r>
+        <w:rPr>
+          <w:b/>
+          <w:bCs/>
+          <w:rtl/>
+        </w:rPr>
+        <w:t>النتيجة</w:t>
+      </w:r>
+      <w:r>
+        <w:rPr>
+          <w:b/>
+          <w:bCs/>
+        </w:rPr>
+        <w:t>:</w:t>
+      </w:r>
+      <w:r>
+        <w:t xml:space="preserve"> </w:t>
+      </w:r>
+      <w:r>
+        <w:rPr>
+          <w:rtl/>
+        </w:rPr>
+        <w:t xml:space="preserve">كل متدرب يحمّل ملف </w:t>
+      </w:r>
+      <w:proofErr w:type="spellStart"/>
+      <w:r>
+        <w:t>model.h</w:t>
+      </w:r>
+      <w:proofErr w:type="spellEnd"/>
+      <w:r>
+        <w:t xml:space="preserve"> </w:t>
+      </w:r>
+      <w:r>
+        <w:rPr>
+          <w:rtl/>
+        </w:rPr>
+        <w:t>الخاص به ليكون جاهزاً لحرقه على العتاد في اليوم التالي</w:t>
+      </w:r>
+      <w:r>
+        <w:t>.</w:t>
+      </w:r>
+    </w:p>
+    <w:p/>
     <w:sectPr>
       <w:pgSz w:w="11906" w:h="16838"/>
       <w:pgMar w:top="1440" w:right="1800" w:bottom="1440" w:left="1800" w:header="708" w:footer="708" w:gutter="0"/>
@@ -1713,6 +2856,151 @@
     </w:lvl>
   </w:abstractNum>
   <w:abstractNum w:abstractNumId="2" w15:restartNumberingAfterBreak="0">
+    <w:nsid w:val="24D243AD"/>
+    <w:multiLevelType w:val="multilevel"/>
+    <w:tmpl w:val="1F74FB88"/>
+    <w:lvl w:ilvl="0">
+      <w:start w:val="1"/>
+      <w:numFmt w:val="bullet"/>
+      <w:lvlText w:val=""/>
+      <w:lvlJc w:val="left"/>
+      <w:pPr>
+        <w:tabs>
+          <w:tab w:val="num" w:pos="720"/>
+        </w:tabs>
+        <w:ind w:left="720" w:hanging="360"/>
+      </w:pPr>
+      <w:rPr>
+        <w:rFonts w:ascii="Symbol" w:hAnsi="Symbol" w:hint="default"/>
+        <w:sz w:val="20"/>
+      </w:rPr>
+    </w:lvl>
+    <w:lvl w:ilvl="1">
+      <w:start w:val="1"/>
+      <w:numFmt w:val="decimal"/>
+      <w:lvlText w:val="%2."/>
+      <w:lvlJc w:val="left"/>
+      <w:pPr>
+        <w:tabs>
+          <w:tab w:val="num" w:pos="1440"/>
+        </w:tabs>
+        <w:ind w:left="1440" w:hanging="360"/>
+      </w:pPr>
+    </w:lvl>
+    <w:lvl w:ilvl="2" w:tentative="1">
+      <w:start w:val="1"/>
+      <w:numFmt w:val="bullet"/>
+      <w:lvlText w:val=""/>
+      <w:lvlJc w:val="left"/>
+      <w:pPr>
+        <w:tabs>
+          <w:tab w:val="num" w:pos="2160"/>
+        </w:tabs>
+        <w:ind w:left="2160" w:hanging="360"/>
+      </w:pPr>
+      <w:rPr>
+        <w:rFonts w:ascii="Wingdings" w:hAnsi="Wingdings" w:hint="default"/>
+        <w:sz w:val="20"/>
+      </w:rPr>
+    </w:lvl>
+    <w:lvl w:ilvl="3" w:tentative="1">
+      <w:start w:val="1"/>
+      <w:numFmt w:val="bullet"/>
+      <w:lvlText w:val=""/>
+      <w:lvlJc w:val="left"/>
+      <w:pPr>
+        <w:tabs>
+          <w:tab w:val="num" w:pos="2880"/>
+        </w:tabs>
+        <w:ind w:left="2880" w:hanging="360"/>
+      </w:pPr>
+      <w:rPr>
+        <w:rFonts w:ascii="Wingdings" w:hAnsi="Wingdings" w:hint="default"/>
+        <w:sz w:val="20"/>
+      </w:rPr>
+    </w:lvl>
+    <w:lvl w:ilvl="4" w:tentative="1">
+      <w:start w:val="1"/>
+      <w:numFmt w:val="bullet"/>
+      <w:lvlText w:val=""/>
+      <w:lvlJc w:val="left"/>
+      <w:pPr>
+        <w:tabs>
+          <w:tab w:val="num" w:pos="3600"/>
+        </w:tabs>
+        <w:ind w:left="3600" w:hanging="360"/>
+      </w:pPr>
+      <w:rPr>
+        <w:rFonts w:ascii="Wingdings" w:hAnsi="Wingdings" w:hint="default"/>
+        <w:sz w:val="20"/>
+      </w:rPr>
+    </w:lvl>
+    <w:lvl w:ilvl="5" w:tentative="1">
+      <w:start w:val="1"/>
+      <w:numFmt w:val="bullet"/>
+      <w:lvlText w:val=""/>
+      <w:lvlJc w:val="left"/>
+      <w:pPr>
+        <w:tabs>
+          <w:tab w:val="num" w:pos="4320"/>
+        </w:tabs>
+        <w:ind w:left="4320" w:hanging="360"/>
+      </w:pPr>
+      <w:rPr>
+        <w:rFonts w:ascii="Wingdings" w:hAnsi="Wingdings" w:hint="default"/>
+        <w:sz w:val="20"/>
+      </w:rPr>
+    </w:lvl>
+    <w:lvl w:ilvl="6" w:tentative="1">
+      <w:start w:val="1"/>
+      <w:numFmt w:val="bullet"/>
+      <w:lvlText w:val=""/>
+      <w:lvlJc w:val="left"/>
+      <w:pPr>
+        <w:tabs>
+          <w:tab w:val="num" w:pos="5040"/>
+        </w:tabs>
+        <w:ind w:left="5040" w:hanging="360"/>
+      </w:pPr>
+      <w:rPr>
+        <w:rFonts w:ascii="Wingdings" w:hAnsi="Wingdings" w:hint="default"/>
+        <w:sz w:val="20"/>
+      </w:rPr>
+    </w:lvl>
+    <w:lvl w:ilvl="7" w:tentative="1">
+      <w:start w:val="1"/>
+      <w:numFmt w:val="bullet"/>
+      <w:lvlText w:val=""/>
+      <w:lvlJc w:val="left"/>
+      <w:pPr>
+        <w:tabs>
+          <w:tab w:val="num" w:pos="5760"/>
+        </w:tabs>
+        <w:ind w:left="5760" w:hanging="360"/>
+      </w:pPr>
+      <w:rPr>
+        <w:rFonts w:ascii="Wingdings" w:hAnsi="Wingdings" w:hint="default"/>
+        <w:sz w:val="20"/>
+      </w:rPr>
+    </w:lvl>
+    <w:lvl w:ilvl="8" w:tentative="1">
+      <w:start w:val="1"/>
+      <w:numFmt w:val="bullet"/>
+      <w:lvlText w:val=""/>
+      <w:lvlJc w:val="left"/>
+      <w:pPr>
+        <w:tabs>
+          <w:tab w:val="num" w:pos="6480"/>
+        </w:tabs>
+        <w:ind w:left="6480" w:hanging="360"/>
+      </w:pPr>
+      <w:rPr>
+        <w:rFonts w:ascii="Wingdings" w:hAnsi="Wingdings" w:hint="default"/>
+        <w:sz w:val="20"/>
+      </w:rPr>
+    </w:lvl>
+  </w:abstractNum>
+  <w:abstractNum w:abstractNumId="3" w15:restartNumberingAfterBreak="0">
     <w:nsid w:val="32616844"/>
     <w:multiLevelType w:val="multilevel"/>
     <w:tmpl w:val="76561B74"/>
@@ -1861,7 +3149,156 @@
       </w:rPr>
     </w:lvl>
   </w:abstractNum>
-  <w:abstractNum w:abstractNumId="3" w15:restartNumberingAfterBreak="0">
+  <w:abstractNum w:abstractNumId="4" w15:restartNumberingAfterBreak="0">
+    <w:nsid w:val="38EC700B"/>
+    <w:multiLevelType w:val="multilevel"/>
+    <w:tmpl w:val="5600D160"/>
+    <w:lvl w:ilvl="0">
+      <w:start w:val="1"/>
+      <w:numFmt w:val="bullet"/>
+      <w:lvlText w:val=""/>
+      <w:lvlJc w:val="left"/>
+      <w:pPr>
+        <w:tabs>
+          <w:tab w:val="num" w:pos="720"/>
+        </w:tabs>
+        <w:ind w:left="720" w:hanging="360"/>
+      </w:pPr>
+      <w:rPr>
+        <w:rFonts w:ascii="Symbol" w:hAnsi="Symbol" w:hint="default"/>
+        <w:sz w:val="20"/>
+      </w:rPr>
+    </w:lvl>
+    <w:lvl w:ilvl="1">
+      <w:start w:val="1"/>
+      <w:numFmt w:val="bullet"/>
+      <w:lvlText w:val="o"/>
+      <w:lvlJc w:val="left"/>
+      <w:pPr>
+        <w:tabs>
+          <w:tab w:val="num" w:pos="1440"/>
+        </w:tabs>
+        <w:ind w:left="1440" w:hanging="360"/>
+      </w:pPr>
+      <w:rPr>
+        <w:rFonts w:ascii="Courier New" w:hAnsi="Courier New" w:hint="default"/>
+        <w:sz w:val="20"/>
+      </w:rPr>
+    </w:lvl>
+    <w:lvl w:ilvl="2" w:tentative="1">
+      <w:start w:val="1"/>
+      <w:numFmt w:val="bullet"/>
+      <w:lvlText w:val=""/>
+      <w:lvlJc w:val="left"/>
+      <w:pPr>
+        <w:tabs>
+          <w:tab w:val="num" w:pos="2160"/>
+        </w:tabs>
+        <w:ind w:left="2160" w:hanging="360"/>
+      </w:pPr>
+      <w:rPr>
+        <w:rFonts w:ascii="Wingdings" w:hAnsi="Wingdings" w:hint="default"/>
+        <w:sz w:val="20"/>
+      </w:rPr>
+    </w:lvl>
+    <w:lvl w:ilvl="3" w:tentative="1">
+      <w:start w:val="1"/>
+      <w:numFmt w:val="bullet"/>
+      <w:lvlText w:val=""/>
+      <w:lvlJc w:val="left"/>
+      <w:pPr>
+        <w:tabs>
+          <w:tab w:val="num" w:pos="2880"/>
+        </w:tabs>
+        <w:ind w:left="2880" w:hanging="360"/>
+      </w:pPr>
+      <w:rPr>
+        <w:rFonts w:ascii="Wingdings" w:hAnsi="Wingdings" w:hint="default"/>
+        <w:sz w:val="20"/>
+      </w:rPr>
+    </w:lvl>
+    <w:lvl w:ilvl="4" w:tentative="1">
+      <w:start w:val="1"/>
+      <w:numFmt w:val="bullet"/>
+      <w:lvlText w:val=""/>
+      <w:lvlJc w:val="left"/>
+      <w:pPr>
+        <w:tabs>
+          <w:tab w:val="num" w:pos="3600"/>
+        </w:tabs>
+        <w:ind w:left="3600" w:hanging="360"/>
+      </w:pPr>
+      <w:rPr>
+        <w:rFonts w:ascii="Wingdings" w:hAnsi="Wingdings" w:hint="default"/>
+        <w:sz w:val="20"/>
+      </w:rPr>
+    </w:lvl>
+    <w:lvl w:ilvl="5" w:tentative="1">
+      <w:start w:val="1"/>
+      <w:numFmt w:val="bullet"/>
+      <w:lvlText w:val=""/>
+      <w:lvlJc w:val="left"/>
+      <w:pPr>
+        <w:tabs>
+          <w:tab w:val="num" w:pos="4320"/>
+        </w:tabs>
+        <w:ind w:left="4320" w:hanging="360"/>
+      </w:pPr>
+      <w:rPr>
+        <w:rFonts w:ascii="Wingdings" w:hAnsi="Wingdings" w:hint="default"/>
+        <w:sz w:val="20"/>
+      </w:rPr>
+    </w:lvl>
+    <w:lvl w:ilvl="6" w:tentative="1">
+      <w:start w:val="1"/>
+      <w:numFmt w:val="bullet"/>
+      <w:lvlText w:val=""/>
+      <w:lvlJc w:val="left"/>
+      <w:pPr>
+        <w:tabs>
+          <w:tab w:val="num" w:pos="5040"/>
+        </w:tabs>
+        <w:ind w:left="5040" w:hanging="360"/>
+      </w:pPr>
+      <w:rPr>
+        <w:rFonts w:ascii="Wingdings" w:hAnsi="Wingdings" w:hint="default"/>
+        <w:sz w:val="20"/>
+      </w:rPr>
+    </w:lvl>
+    <w:lvl w:ilvl="7" w:tentative="1">
+      <w:start w:val="1"/>
+      <w:numFmt w:val="bullet"/>
+      <w:lvlText w:val=""/>
+      <w:lvlJc w:val="left"/>
+      <w:pPr>
+        <w:tabs>
+          <w:tab w:val="num" w:pos="5760"/>
+        </w:tabs>
+        <w:ind w:left="5760" w:hanging="360"/>
+      </w:pPr>
+      <w:rPr>
+        <w:rFonts w:ascii="Wingdings" w:hAnsi="Wingdings" w:hint="default"/>
+        <w:sz w:val="20"/>
+      </w:rPr>
+    </w:lvl>
+    <w:lvl w:ilvl="8" w:tentative="1">
+      <w:start w:val="1"/>
+      <w:numFmt w:val="bullet"/>
+      <w:lvlText w:val=""/>
+      <w:lvlJc w:val="left"/>
+      <w:pPr>
+        <w:tabs>
+          <w:tab w:val="num" w:pos="6480"/>
+        </w:tabs>
+        <w:ind w:left="6480" w:hanging="360"/>
+      </w:pPr>
+      <w:rPr>
+        <w:rFonts w:ascii="Wingdings" w:hAnsi="Wingdings" w:hint="default"/>
+        <w:sz w:val="20"/>
+      </w:rPr>
+    </w:lvl>
+  </w:abstractNum>
+  <w:abstractNum w:abstractNumId="5" w15:restartNumberingAfterBreak="0">
     <w:nsid w:val="4A782B00"/>
     <w:multiLevelType w:val="multilevel"/>
     <w:tmpl w:val="C9E4C600"/>
@@ -2010,7 +3447,7 @@
       </w:rPr>
     </w:lvl>
   </w:abstractNum>
-  <w:abstractNum w:abstractNumId="4" w15:restartNumberingAfterBreak="0">
+  <w:abstractNum w:abstractNumId="6" w15:restartNumberingAfterBreak="0">
     <w:nsid w:val="4F540F03"/>
     <w:multiLevelType w:val="multilevel"/>
     <w:tmpl w:val="438A8FFA"/>
@@ -2159,7 +3596,152 @@
       </w:rPr>
     </w:lvl>
   </w:abstractNum>
-  <w:abstractNum w:abstractNumId="5" w15:restartNumberingAfterBreak="0">
+  <w:abstractNum w:abstractNumId="7" w15:restartNumberingAfterBreak="0">
+    <w:nsid w:val="5EDC5DAE"/>
+    <w:multiLevelType w:val="multilevel"/>
+    <w:tmpl w:val="56F8DE44"/>
+    <w:lvl w:ilvl="0">
+      <w:start w:val="1"/>
+      <w:numFmt w:val="bullet"/>
+      <w:lvlText w:val=""/>
+      <w:lvlJc w:val="left"/>
+      <w:pPr>
+        <w:tabs>
+          <w:tab w:val="num" w:pos="720"/>
+        </w:tabs>
+        <w:ind w:left="720" w:hanging="360"/>
+      </w:pPr>
+      <w:rPr>
+        <w:rFonts w:ascii="Symbol" w:hAnsi="Symbol" w:hint="default"/>
+        <w:sz w:val="20"/>
+      </w:rPr>
+    </w:lvl>
+    <w:lvl w:ilvl="1">
+      <w:start w:val="1"/>
+      <w:numFmt w:val="decimal"/>
+      <w:lvlText w:val="%2."/>
+      <w:lvlJc w:val="left"/>
+      <w:pPr>
+        <w:tabs>
+          <w:tab w:val="num" w:pos="1440"/>
+        </w:tabs>
+        <w:ind w:left="1440" w:hanging="360"/>
+      </w:pPr>
+    </w:lvl>
+    <w:lvl w:ilvl="2" w:tentative="1">
+      <w:start w:val="1"/>
+      <w:numFmt w:val="bullet"/>
+      <w:lvlText w:val=""/>
+      <w:lvlJc w:val="left"/>
+      <w:pPr>
+        <w:tabs>
+          <w:tab w:val="num" w:pos="2160"/>
+        </w:tabs>
+        <w:ind w:left="2160" w:hanging="360"/>
+      </w:pPr>
+      <w:rPr>
+        <w:rFonts w:ascii="Wingdings" w:hAnsi="Wingdings" w:hint="default"/>
+        <w:sz w:val="20"/>
+      </w:rPr>
+    </w:lvl>
+    <w:lvl w:ilvl="3" w:tentative="1">
+      <w:start w:val="1"/>
+      <w:numFmt w:val="bullet"/>
+      <w:lvlText w:val=""/>
+      <w:lvlJc w:val="left"/>
+      <w:pPr>
+        <w:tabs>
+          <w:tab w:val="num" w:pos="2880"/>
+        </w:tabs>
+        <w:ind w:left="2880" w:hanging="360"/>
+      </w:pPr>
+      <w:rPr>
+        <w:rFonts w:ascii="Wingdings" w:hAnsi="Wingdings" w:hint="default"/>
+        <w:sz w:val="20"/>
+      </w:rPr>
+    </w:lvl>
+    <w:lvl w:ilvl="4" w:tentative="1">
+      <w:start w:val="1"/>
+      <w:numFmt w:val="bullet"/>
+      <w:lvlText w:val=""/>
+      <w:lvlJc w:val="left"/>
+      <w:pPr>
+        <w:tabs>
+          <w:tab w:val="num" w:pos="3600"/>
+        </w:tabs>
+        <w:ind w:left="3600" w:hanging="360"/>
+      </w:pPr>
+      <w:rPr>
+        <w:rFonts w:ascii="Wingdings" w:hAnsi="Wingdings" w:hint="default"/>
+        <w:sz w:val="20"/>
+      </w:rPr>
+    </w:lvl>
+    <w:lvl w:ilvl="5" w:tentative="1">
+      <w:start w:val="1"/>
+      <w:numFmt w:val="bullet"/>
+      <w:lvlText w:val=""/>
+      <w:lvlJc w:val="left"/>
+      <w:pPr>
+        <w:tabs>
+          <w:tab w:val="num" w:pos="4320"/>
+        </w:tabs>
+        <w:ind w:left="4320" w:hanging="360"/>
+      </w:pPr>
+      <w:rPr>
+        <w:rFonts w:ascii="Wingdings" w:hAnsi="Wingdings" w:hint="default"/>
+        <w:sz w:val="20"/>
+      </w:rPr>
+    </w:lvl>
+    <w:lvl w:ilvl="6" w:tentative="1">
+      <w:start w:val="1"/>
+      <w:numFmt w:val="bullet"/>
+      <w:lvlText w:val=""/>
+      <w:lvlJc w:val="left"/>
+      <w:pPr>
+        <w:tabs>
+          <w:tab w:val="num" w:pos="5040"/>
+        </w:tabs>
+        <w:ind w:left="5040" w:hanging="360"/>
+      </w:pPr>
+      <w:rPr>
+        <w:rFonts w:ascii="Wingdings" w:hAnsi="Wingdings" w:hint="default"/>
+        <w:sz w:val="20"/>
+      </w:rPr>
+    </w:lvl>
+    <w:lvl w:ilvl="7" w:tentative="1">
+      <w:start w:val="1"/>
+      <w:numFmt w:val="bullet"/>
+      <w:lvlText w:val=""/>
+      <w:lvlJc w:val="left"/>
+      <w:pPr>
+        <w:tabs>
+          <w:tab w:val="num" w:pos="5760"/>
+        </w:tabs>
+        <w:ind w:left="5760" w:hanging="360"/>
+      </w:pPr>
+      <w:rPr>
+        <w:rFonts w:ascii="Wingdings" w:hAnsi="Wingdings" w:hint="default"/>
+        <w:sz w:val="20"/>
+      </w:rPr>
+    </w:lvl>
+    <w:lvl w:ilvl="8" w:tentative="1">
+      <w:start w:val="1"/>
+      <w:numFmt w:val="bullet"/>
+      <w:lvlText w:val=""/>
+      <w:lvlJc w:val="left"/>
+      <w:pPr>
+        <w:tabs>
+          <w:tab w:val="num" w:pos="6480"/>
+        </w:tabs>
+        <w:ind w:left="6480" w:hanging="360"/>
+      </w:pPr>
+      <w:rPr>
+        <w:rFonts w:ascii="Wingdings" w:hAnsi="Wingdings" w:hint="default"/>
+        <w:sz w:val="20"/>
+      </w:rPr>
+    </w:lvl>
+  </w:abstractNum>
+  <w:abstractNum w:abstractNumId="8" w15:restartNumberingAfterBreak="0">
     <w:nsid w:val="6C595C66"/>
     <w:multiLevelType w:val="multilevel"/>
     <w:tmpl w:val="D79AB4A2"/>
@@ -2308,7 +3890,156 @@
       </w:rPr>
     </w:lvl>
   </w:abstractNum>
-  <w:abstractNum w:abstractNumId="6" w15:restartNumberingAfterBreak="0">
+  <w:abstractNum w:abstractNumId="9" w15:restartNumberingAfterBreak="0">
+    <w:nsid w:val="6FBF51AC"/>
+    <w:multiLevelType w:val="multilevel"/>
+    <w:tmpl w:val="067AC3E0"/>
+    <w:lvl w:ilvl="0">
+      <w:start w:val="1"/>
+      <w:numFmt w:val="bullet"/>
+      <w:lvlText w:val=""/>
+      <w:lvlJc w:val="left"/>
+      <w:pPr>
+        <w:tabs>
+          <w:tab w:val="num" w:pos="720"/>
+        </w:tabs>
+        <w:ind w:left="720" w:hanging="360"/>
+      </w:pPr>
+      <w:rPr>
+        <w:rFonts w:ascii="Symbol" w:hAnsi="Symbol" w:hint="default"/>
+        <w:sz w:val="20"/>
+      </w:rPr>
+    </w:lvl>
+    <w:lvl w:ilvl="1">
+      <w:start w:val="1"/>
+      <w:numFmt w:val="bullet"/>
+      <w:lvlText w:val="o"/>
+      <w:lvlJc w:val="left"/>
+      <w:pPr>
+        <w:tabs>
+          <w:tab w:val="num" w:pos="1440"/>
+        </w:tabs>
+        <w:ind w:left="1440" w:hanging="360"/>
+      </w:pPr>
+      <w:rPr>
+        <w:rFonts w:ascii="Courier New" w:hAnsi="Courier New" w:hint="default"/>
+        <w:sz w:val="20"/>
+      </w:rPr>
+    </w:lvl>
+    <w:lvl w:ilvl="2" w:tentative="1">
+      <w:start w:val="1"/>
+      <w:numFmt w:val="bullet"/>
+      <w:lvlText w:val=""/>
+      <w:lvlJc w:val="left"/>
+      <w:pPr>
+        <w:tabs>
+          <w:tab w:val="num" w:pos="2160"/>
+        </w:tabs>
+        <w:ind w:left="2160" w:hanging="360"/>
+      </w:pPr>
+      <w:rPr>
+        <w:rFonts w:ascii="Wingdings" w:hAnsi="Wingdings" w:hint="default"/>
+        <w:sz w:val="20"/>
+      </w:rPr>
+    </w:lvl>
+    <w:lvl w:ilvl="3" w:tentative="1">
+      <w:start w:val="1"/>
+      <w:numFmt w:val="bullet"/>
+      <w:lvlText w:val=""/>
+      <w:lvlJc w:val="left"/>
+      <w:pPr>
+        <w:tabs>
+          <w:tab w:val="num" w:pos="2880"/>
+        </w:tabs>
+        <w:ind w:left="2880" w:hanging="360"/>
+      </w:pPr>
+      <w:rPr>
+        <w:rFonts w:ascii="Wingdings" w:hAnsi="Wingdings" w:hint="default"/>
+        <w:sz w:val="20"/>
+      </w:rPr>
+    </w:lvl>
+    <w:lvl w:ilvl="4" w:tentative="1">
+      <w:start w:val="1"/>
+      <w:numFmt w:val="bullet"/>
+      <w:lvlText w:val=""/>
+      <w:lvlJc w:val="left"/>
+      <w:pPr>
+        <w:tabs>
+          <w:tab w:val="num" w:pos="3600"/>
+        </w:tabs>
+        <w:ind w:left="3600" w:hanging="360"/>
+      </w:pPr>
+      <w:rPr>
+        <w:rFonts w:ascii="Wingdings" w:hAnsi="Wingdings" w:hint="default"/>
+        <w:sz w:val="20"/>
+      </w:rPr>
+    </w:lvl>
+    <w:lvl w:ilvl="5" w:tentative="1">
+      <w:start w:val="1"/>
+      <w:numFmt w:val="bullet"/>
+      <w:lvlText w:val=""/>
+      <w:lvlJc w:val="left"/>
+      <w:pPr>
+        <w:tabs>
+          <w:tab w:val="num" w:pos="4320"/>
+        </w:tabs>
+        <w:ind w:left="4320" w:hanging="360"/>
+      </w:pPr>
+      <w:rPr>
+        <w:rFonts w:ascii="Wingdings" w:hAnsi="Wingdings" w:hint="default"/>
+        <w:sz w:val="20"/>
+      </w:rPr>
+    </w:lvl>
+    <w:lvl w:ilvl="6" w:tentative="1">
+      <w:start w:val="1"/>
+      <w:numFmt w:val="bullet"/>
+      <w:lvlText w:val=""/>
+      <w:lvlJc w:val="left"/>
+      <w:pPr>
+        <w:tabs>
+          <w:tab w:val="num" w:pos="5040"/>
+        </w:tabs>
+        <w:ind w:left="5040" w:hanging="360"/>
+      </w:pPr>
+      <w:rPr>
+        <w:rFonts w:ascii="Wingdings" w:hAnsi="Wingdings" w:hint="default"/>
+        <w:sz w:val="20"/>
+      </w:rPr>
+    </w:lvl>
+    <w:lvl w:ilvl="7" w:tentative="1">
+      <w:start w:val="1"/>
+      <w:numFmt w:val="bullet"/>
+      <w:lvlText w:val=""/>
+      <w:lvlJc w:val="left"/>
+      <w:pPr>
+        <w:tabs>
+          <w:tab w:val="num" w:pos="5760"/>
+        </w:tabs>
+        <w:ind w:left="5760" w:hanging="360"/>
+      </w:pPr>
+      <w:rPr>
+        <w:rFonts w:ascii="Wingdings" w:hAnsi="Wingdings" w:hint="default"/>
+        <w:sz w:val="20"/>
+      </w:rPr>
+    </w:lvl>
+    <w:lvl w:ilvl="8" w:tentative="1">
+      <w:start w:val="1"/>
+      <w:numFmt w:val="bullet"/>
+      <w:lvlText w:val=""/>
+      <w:lvlJc w:val="left"/>
+      <w:pPr>
+        <w:tabs>
+          <w:tab w:val="num" w:pos="6480"/>
+        </w:tabs>
+        <w:ind w:left="6480" w:hanging="360"/>
+      </w:pPr>
+      <w:rPr>
+        <w:rFonts w:ascii="Wingdings" w:hAnsi="Wingdings" w:hint="default"/>
+        <w:sz w:val="20"/>
+      </w:rPr>
+    </w:lvl>
+  </w:abstractNum>
+  <w:abstractNum w:abstractNumId="10" w15:restartNumberingAfterBreak="0">
     <w:nsid w:val="7D556735"/>
     <w:multiLevelType w:val="multilevel"/>
     <w:tmpl w:val="6D42EB88"/>
@@ -2457,7 +4188,7 @@
       </w:rPr>
     </w:lvl>
   </w:abstractNum>
-  <w:abstractNum w:abstractNumId="7" w15:restartNumberingAfterBreak="0">
+  <w:abstractNum w:abstractNumId="11" w15:restartNumberingAfterBreak="0">
     <w:nsid w:val="7FCD240F"/>
     <w:multiLevelType w:val="multilevel"/>
     <w:tmpl w:val="F6AA92DA"/>
@@ -2610,25 +4341,57 @@
     <w:abstractNumId w:val="1"/>
   </w:num>
   <w:num w:numId="2" w16cid:durableId="615603161">
-    <w:abstractNumId w:val="7"/>
+    <w:abstractNumId w:val="11"/>
   </w:num>
   <w:num w:numId="3" w16cid:durableId="815801287">
-    <w:abstractNumId w:val="3"/>
+    <w:abstractNumId w:val="5"/>
   </w:num>
   <w:num w:numId="4" w16cid:durableId="2125070786">
-    <w:abstractNumId w:val="4"/>
+    <w:abstractNumId w:val="6"/>
   </w:num>
   <w:num w:numId="5" w16cid:durableId="1091899589">
     <w:abstractNumId w:val="0"/>
   </w:num>
   <w:num w:numId="6" w16cid:durableId="1035497970">
-    <w:abstractNumId w:val="6"/>
+    <w:abstractNumId w:val="10"/>
   </w:num>
   <w:num w:numId="7" w16cid:durableId="1273246642">
+    <w:abstractNumId w:val="3"/>
+  </w:num>
+  <w:num w:numId="8" w16cid:durableId="232352313">
+    <w:abstractNumId w:val="8"/>
+  </w:num>
+  <w:num w:numId="9" w16cid:durableId="2105690821">
+    <w:abstractNumId w:val="9"/>
+  </w:num>
+  <w:num w:numId="10" w16cid:durableId="447626067">
     <w:abstractNumId w:val="2"/>
   </w:num>
-  <w:num w:numId="8" w16cid:durableId="232352313">
-    <w:abstractNumId w:val="5"/>
+  <w:num w:numId="11" w16cid:durableId="1194612258">
+    <w:abstractNumId w:val="2"/>
+    <w:lvlOverride w:ilvl="1">
+      <w:lvl w:ilvl="1">
+        <w:numFmt w:val="bullet"/>
+        <w:lvlText w:val="o"/>
+        <w:lvlJc w:val="left"/>
+        <w:pPr>
+          <w:tabs>
+            <w:tab w:val="num" w:pos="1440"/>
+          </w:tabs>
+          <w:ind w:left="1440" w:hanging="360"/>
+        </w:pPr>
+        <w:rPr>
+          <w:rFonts w:ascii="Courier New" w:hAnsi="Courier New" w:hint="default"/>
+          <w:sz w:val="20"/>
+        </w:rPr>
+      </w:lvl>
+    </w:lvlOverride>
+  </w:num>
+  <w:num w:numId="12" w16cid:durableId="1211114759">
+    <w:abstractNumId w:val="7"/>
+  </w:num>
+  <w:num w:numId="13" w16cid:durableId="2023705481">
+    <w:abstractNumId w:val="4"/>
   </w:num>
 </w:numbering>
 </file>
